--- a/docs/submission/제출준비_패키지_1012.docx
+++ b/docs/submission/제출준비_패키지_1012.docx
@@ -155,31 +155,31 @@
               <w:jc w:val="left"/>
             </w:pPr>
             <w:r>
-              <w:t xml:space="preserve">10/13~14</w:t>
-            </w:r>
-          </w:p>
-        </w:tc>
-        <w:tc>
-          <w:tcPr/>
-          <w:p>
-            <w:pPr>
-              <w:pStyle w:val="Compact"/>
-              <w:jc w:val="left"/>
-            </w:pPr>
-            <w:r>
-              <w:t xml:space="preserve">소비자 사용성 시험 5~8명(진행키트·정답지 완성)</w:t>
-            </w:r>
-          </w:p>
-        </w:tc>
-        <w:tc>
-          <w:tcPr/>
-          <w:p>
-            <w:pPr>
-              <w:pStyle w:val="Compact"/>
-              <w:jc w:val="left"/>
-            </w:pPr>
-            <w:r>
-              <w:t xml:space="preserve">기록표·집계표</w:t>
+              <w:t xml:space="preserve">10/12 (완료)</w:t>
+            </w:r>
+          </w:p>
+        </w:tc>
+        <w:tc>
+          <w:tcPr/>
+          <w:p>
+            <w:pPr>
+              <w:pStyle w:val="Compact"/>
+              <w:jc w:val="left"/>
+            </w:pPr>
+            <w:r>
+              <w:t xml:space="preserve">소비자 사용성 시험 6명 화상 — 발견율 2.8→4.3, 시간 197→85초, 오해 1명</w:t>
+            </w:r>
+          </w:p>
+        </w:tc>
+        <w:tc>
+          <w:tcPr/>
+          <w:p>
+            <w:pPr>
+              <w:pStyle w:val="Compact"/>
+              <w:jc w:val="left"/>
+            </w:pPr>
+            <w:r>
+              <w:t xml:space="preserve">eval/usability/results/</w:t>
             </w:r>
           </w:p>
         </w:tc>
@@ -904,7 +904,7 @@
               <w:t xml:space="preserve">‘</w:t>
             </w:r>
             <w:r>
-              <w:t xml:space="preserve">확인 방법</w:t>
+              <w:t xml:space="preserve">서비스 소개</w:t>
             </w:r>
             <w:r>
               <w:t xml:space="preserve">’</w:t>
@@ -913,22 +913,34 @@
               <w:t xml:space="preserve"> </w:t>
             </w:r>
             <w:r>
-              <w:t xml:space="preserve">페이지 정확도 절</w:t>
-            </w:r>
-          </w:p>
-        </w:tc>
-        <w:tc>
-          <w:tcPr/>
-          <w:p>
-            <w:pPr>
-              <w:pStyle w:val="Compact"/>
-              <w:jc w:val="left"/>
-            </w:pPr>
+              <w:t xml:space="preserve">페이지 정확도 절 → 자막</w:t>
+            </w:r>
+            <w:r>
+              <w:t xml:space="preserve"> </w:t>
+            </w:r>
             <w:r>
               <w:t xml:space="preserve">“</w:t>
             </w:r>
             <w:r>
-              <w:t xml:space="preserve">정확도는 규칙을 만들 때 쓰지 않은 제품 9개, 문구 56개로 쟀어요. 독립 라벨러 3인이 원문만 보고 매긴 정답과 비교해 설명 유무 71.4%, 조건 반영 94.6%였고, 세 사람의 일치도는 카파 0.92였어요. 그래서 카드는 사람이 원문을 확인한 뒤에만 공개해요.</w:t>
+              <w:t xml:space="preserve">소비자 6명 시험: 발견율 2.8→4.3, 시간 197초→85초</w:t>
+            </w:r>
+            <w:r>
+              <w:t xml:space="preserve">”</w:t>
+            </w:r>
+          </w:p>
+        </w:tc>
+        <w:tc>
+          <w:tcPr/>
+          <w:p>
+            <w:pPr>
+              <w:pStyle w:val="Compact"/>
+              <w:jc w:val="left"/>
+            </w:pPr>
+            <w:r>
+              <w:t xml:space="preserve">“</w:t>
+            </w:r>
+            <w:r>
+              <w:t xml:space="preserve">정확도는 규칙을 만들 때 쓰지 않은 제품 9개, 문구 56개로 쟀어요. 독립 라벨러 3인의 정답과 비교해 설명 유무 71.4%, 조건 반영 94.6%였어요. 소비자 6명 시험에서는 같은 제품의 정보를 원본에서는 평균 2.8개, 카드에서는 4.3개 찾았고, 시간은 197초에서 85초로 줄었어요. 그래서 카드는 사람이 원문을 확인한 뒤에만 공개해요.</w:t>
             </w:r>
             <w:r>
               <w:t xml:space="preserve">”</w:t>
@@ -1410,7 +1422,7 @@
         <w:t xml:space="preserve"> </w:t>
       </w:r>
       <w:r>
-        <w:t xml:space="preserve">— 사용성 시험 결과 n명, 핵심정보 발견율 원본 대 카드 [숫자], 소요 시간 [초]. ’자료 부족’을 나쁜 제품으로 오해한 사람 [0]명. (10/14 결과로 채움)</w:t>
+        <w:t xml:space="preserve">— 10/12 사용성 시험 n=6(60대 이상 2명 포함): 핵심정보 발견율 원본 2.8개 → 카드 4.3개, 소요 시간 197초 → 85초, 원본에서 포기 2문항·추측 답 6건이 카드에서는 0. ’자료 부족’을 나쁜 제품으로 오해한 사람 1명 — 그 답을 근거로 설명 문구를 고침.</w:t>
       </w:r>
     </w:p>
     <w:p>
